--- a/example_articles/countries/Germany/3.countries_Germany_New_York_Times.docx
+++ b/example_articles/countries/Germany/3.countries_Germany_New_York_Times.docx
@@ -27,17 +27,17 @@
     </w:p>
     <w:p>
       <w:r>
-        <w:t>Source File: NYT/38.DOCX</w:t>
+        <w:t>Source file: NYT/38.DOCX</w:t>
       </w:r>
     </w:p>
     <w:p>
       <w:r>
-        <w:t>Raw locations result: ['Germany']</w:t>
+        <w:t>Raw locations result, 'locations': ['Germany']</w:t>
       </w:r>
     </w:p>
     <w:p>
       <w:r>
-        <w:t>countries_stand_flat (Standardized): Germany</w:t>
+        <w:t>Standardized locations result, 'countries_stand_flat': Germany</w:t>
       </w:r>
     </w:p>
     <w:p>

--- a/example_articles/countries/Germany/3.countries_Germany_New_York_Times.docx
+++ b/example_articles/countries/Germany/3.countries_Germany_New_York_Times.docx
@@ -7,7 +7,7 @@
         <w:pStyle w:val="Heading1"/>
       </w:pPr>
       <w:r>
-        <w:t>Return of the Barfly</w:t>
+        <w:t>Unter den Linden - Correction Appended</w:t>
       </w:r>
     </w:p>
     <w:p>
@@ -17,17 +17,17 @@
     </w:p>
     <w:p>
       <w:r>
-        <w:t>Date: 1999-12-26</w:t>
+        <w:t>Date: 1998-05-10</w:t>
       </w:r>
     </w:p>
     <w:p>
       <w:r>
-        <w:t>Section: Section 7; ; Section 7; Page 16; Column 1; Book Review Desk ; Column 1; ; Review</w:t>
+        <w:t>Section: Section 7; ; Section 7; Page 32; Column 2; Book Review Desk ; Column 2; ; Review</w:t>
       </w:r>
     </w:p>
     <w:p>
       <w:r>
-        <w:t>Source file: NYT/38.DOCX</w:t>
+        <w:t>Source file: NYT/53.DOCX</w:t>
       </w:r>
     </w:p>
     <w:p>
@@ -49,30 +49,79 @@
     </w:p>
     <w:p>
       <w:r>
-        <w:t>What Matters Most</w:t>
+        <w:t>FAUST'S METROPOLIS</w:t>
         <w:br/>
-        <w:t xml:space="preserve"> Is How Well You Walk Through the Fire</w:t>
+        <w:t xml:space="preserve"> A History of Berlin.</w:t>
         <w:br/>
-        <w:t xml:space="preserve"> By Charles Bukowski.</w:t>
+        <w:t xml:space="preserve"> By Alexandra Richie.</w:t>
         <w:br/>
-        <w:t xml:space="preserve"> 409 pp. Santa Rosa, Calif.:</w:t>
+        <w:t xml:space="preserve"> Illustrated. 1,139 pp. New York:</w:t>
         <w:br/>
-        <w:t xml:space="preserve"> Black Sparrow Press. Paper, $16.</w:t>
+        <w:t xml:space="preserve"> Carroll &amp; Graf Publishers. $37.95.</w:t>
         <w:br/>
-        <w:t>"I AM not primarily a poet," Charles Bukowski wrote to a friend in 1962. He claimed to hate the "gooey" poets who would push "the smears of their lives against the sniveling world." But few writers have made a more substantial career of acne-scars-and-all self-display than this tough-mouthed, tender-hearted laureate of the American bar, flophouse and racetrack. In 37 books of relentlessly autobiographical verse and prose published before his death in 1994 -- and seven (and counting) published since -- Bukowski carved out a unique position in American letters. He was a cult figure who disdained movements and followers, a working-class autodidact who dared to take himself seriously as a writer but who couldn't stop mocking himself as a subject.</w:t>
+        <w:t xml:space="preserve"> </w:t>
         <w:br/>
-        <w:t>"I don't like most poetry," Bukowski declares again in this big, baggy new collection, "so I write mine the way I like to read it." Fast and funny, these 200-odd pieces, which date from the 1970's up through the 1990's, cover little new ground stylistically or thematically. (As his fictional alter ego Henry Chinaski says in the 1987 movie "Barfly," "Growing's for plants.") The book begins with a handful of vignettes from his hardscrabble Depression childhood and the years he spent traveling the country in the early 1940's, working lunch-pail jobs and trying to write stories but often reduced to pawning his typewriter for food money. It quickly settles into Bukowski's familiar territory of down-and-out, workaday Los Angeles, and he delivers his signature quick takes on squabbling neighbors, off-kilter lovers, would-be hangers-on and the essential loneliness of a man afflicted with acute powers of observation.</w:t>
+        <w:t xml:space="preserve"> BERLIN AND ITS CULTURE</w:t>
         <w:br/>
-        <w:t>For a dissident against American middle-class values, Bukowski lived a remarkably domestic, hardworking life; in these poems he rarely ventures far from his home turf and the kitchen table where he tapped out an increasingly respectable living while classical music played on the radio. In 1965, when John Martin of the newly founded Black Sparrow Press tracked him down, he was a misfit postal clerk and the author of obscure chapbooks living "somewhere between alcoholism and madness." Five years later, the two formalized what would become a lifelong publishing alliance. Martin offered Bukowski a $100-a-month stipend -- the author figured he needed $35 for rent and $15 for beer -- to write full time.</w:t>
+        <w:t xml:space="preserve"> A Historical Portrait.</w:t>
         <w:br/>
-        <w:t>For Bukowski, writing was both an ordinary job and a quasi-sacred vocation. As he explains in a poem called "Bruckner," a meditation on the composer's (and his own) near-misses at genius, "we all need / something we can do well, / you know. / like scuba diving or / opening the morning / mail."</w:t>
+        <w:t xml:space="preserve"> By Ronald Taylor.</w:t>
         <w:br/>
-        <w:t>Far from records of sodden insanity, the poems gathered here show this self-described "hunchback of life" maintaining a sunny, cockeyed composure whether he's bantering with a raving van Gogh, playing the drunken fool in yet another burlesque of seduction, fantasizing about tossing a persistent fan under the hooves of his beloved racehorses or exhorting his readers to "open the curtains / or the blinds / or the windows / to the gentle light. / to joy." In darker moments, Bukowski praises the comforting routines of "the truly sane: the motorcycle cop / in a clean uniform who gives me a ticket and / then rides away on two wheels like a man / who never had an itchy crotch." He can still muster the outsider's contempt for the academics who were always inviting him to give readings. ("Very few of them come to class drunk," he once complained.) But as the book draws to a close he suffers intimations of mortality and has sudden attacks of humility. "I won't be leaving much," he writes in "A New War": "something to read, maybe. / a wild onion in the gutted / road."</w:t>
+        <w:t xml:space="preserve"> Illustrated. 416 pp. New Haven:</w:t>
         <w:br/>
-        <w:t>A literary garden requires "plenty of manure," Bukowski once said to John Martin, and this collection gathers a good deal of tossed-off fertilizer along with the blooms. But it stands in spite of this -- or perhaps because of it? -- as a testament to outward sloth and a fierce, inverted work ethic, a belief in self-help through unending self-attention, a refusal to waste even the smallest table scrap of world or time. "The word should be like / butter or avocados or / steak or hot biscuits, or onion rings or / whatever is really / needed," he writes in "Christmas Poem to a Man in Jail." "Maybe if we write well enough / and live a little better / life will improve a bit / just out of shame."</w:t>
+        <w:t xml:space="preserve"> Yale University Press. $45.</w:t>
+        <w:br/>
+        <w:t>For dramatic effect, a city's history is sometimes called a biography, but cities are living organisms only by courtesy. The individuals, social and professional groups and institutions that make them up are not easily treated as one. Generalizations may reveal truths beyond the specific fact, but in the process the fact itself may become blurred. Some writers try to neutralize the drawbacks of generalizing by personifying the city around a central trait: New York is brash, Paris is romantic, Berlin is -- or was -- militaristic. Like national character, however, the personality of a city is a doubtful explanatory device. If the trait has any substance, it needs to be explained.</w:t>
+        <w:br/>
+        <w:t>Cities not only are amorphous, they may also experience extreme discontinuities in their history. Much of Berlin was destroyed in World War II, after which it was divided for decades. At times during these years it seemed that whatever unity the place possessed consisted of little more than its name.</w:t>
+        <w:br/>
+        <w:t>Still, in one form or another Berlin has existed at least since the 13th century -- a further challenge to its interpreters. Not everyone can feel the same interest in such diverse topics as medieval trade policies and the municipal budget for the arts in the 1920's or 80's.</w:t>
+        <w:br/>
+        <w:t>To mention one last problem: The question of what and what not to include, common to all historical writing, may be particularly troublesome in accounts of cities that are capitals of their countries. Because events elsewhere constantly affect this aspect of the city, historians may be tempted to make excursions into national history rather than remain focused on the subject.</w:t>
+        <w:br/>
+        <w:t>In "Faust's Metropolis" Alexandra Richie surmounts some of these obstacles and stumbles over others. She has written a very long, pear-shaped book. About 165 pages of text and notes deal with the first 600 years of Berlin. Slightly more than 200 pages cover the next 70 years or so, and nearly 700 pages, almost two-thirds of the book, the years from the Weimar Republic to reunification. This allotment may reflect the interests of the author, who knows a great deal about Berlin's recent past. But it is more difficult to write a good concise account of hundreds of years than an expansive study of a much briefer period, and with a few exceptions -- for example, a fine discussion of the deplorable working-class housing built in Berlin from the 1850's on -- the first third of her book is not very good history.</w:t>
+        <w:br/>
+        <w:t>For one thing, it is out of balance. The horrors of the Thirty Years' War are treated at length and somewhat repetitively, but an event of great significance in Berlin's history, the acquisition by the Hohenzollern dynasty of the Duchy of Prussia at the beginning of the war, goes unmentioned. Several paragraphs are devoted to a confusing discussion of the Prussian or German Army -- it is not made clear which -- under Emperor William II, but nothing is said about the Berlin garrison at the time, its strength, its impact on the population and the economy, its political functions, its links with the police. The interpretations of some of the Hohenzollern rulers border on caricature. Generalizations and stereotypes abound.</w:t>
+        <w:br/>
+        <w:t>An example is the book's treatment of Berlin under the empire. It is shaped by two ideas: The Hohenzollern system was authoritarian, militaristic and class-ridden; and the Berlin middle classes were raw upstarts, boastful, arrogant to outsiders and subservient to authority. These traits were certainly present and probably grew stronger in the years before 1914. But they coexisted with other, healthier forces, not only among the general public -- a large part of which, whether socialist, liberal or conservative, wanted neither war abroad nor ideological strife at home -- but also in the city administration, the press and the Prussian bureaucracy, which often, if not often enough, kept even the Kaiser in check. It was these elements that gave the city much of its energy, creativity and economic and cultural sophistication. It is no criticism of the city to say that this was often the work of newcomers, who were attracted by opportunities in Berlin, as elsewhere people sought careers in London or Paris, and very likely a systematic comparison with other capitals is needed to gain a balanced picture of Berlin's strengths and defects. Setting Berlin next to London would, for instance, show that although William II blustered against the modern stage while his nephew King Edward VII maintained a discreet silence, Berliners could see modern plays that the Lord Chamberlain kept from Londoners. That the aggressive nationalism and racism infecting parts of German society grew to terrible proportions during and after World War I, and ended by destroying much of Europe, does not eliminate the positive aspects of Berlin before 1914, which any account of the city's past should analyze and place in context.</w:t>
+        <w:br/>
+        <w:t>Factual errors are to be expected in a work of this size and sweep. But their number in the early chapters seems rather large. Especially in a book that levels much criticism at the privileges of the nobility under the empire, Gen. Erich von Ludendorff and Gen. Wilhelm von Groner should not be called nobles, nor was Ludendorff a field marshal. Ernst Arndt was not Brentano's co-editor of the collection of folk songs "Des Knaben Wunderhorn." Justus Moser was not a conservative critic of late-l9th-century Berlin; he died in 1794. Ernst Barlach and Max Klinger, both major figures in modern German art, did not serve "at the front" in World War I. Adolf von Menzel's painting "Traveling Through the Countryside" (1892) is not "one of the first pictures to depict rail travel," but his "Berlin-Potsdam Railway" (1847) is. And so forth. Historical writing is a dialogue between large themes and the details that constitute and illustrate them, and here the dialogue too often breaks down.</w:t>
+        <w:br/>
+        <w:t>With the end of World War I, the book takes a decided turn for the better. The author has a good sense of the social, political and cultural forces at work in Berlin in the 1920's and under Hitler, and her perspective deepens.</w:t>
+        <w:br/>
+        <w:t>She continues to take a critical view of her subject, not only of the Berliners' attitudes and politics, but also of the legends that have developed around these years. The cultural efflorescence of the 1920's was certainly remarkable; but, as she points out, much of it had its roots in the empire, and it affected only a small part of Berlin: "Even when avant-garde culture was at its height the majority of Berliners were ignorant of it, even frightened by it." Richie is equally critical of the ideological naivete of many of the artists and intellectuals of the time, and even more so of the Communists and their destructive politics. That in November 1932, in the last free elections held before the Nazis took power, only 30 percent of the Berlin electorate voted for Hitler she rightly considers less significant than the fact that with the Communist and right-wing nationalist vote, 70 percent of the voters supported enemies of the republic -- not a firm basis for opposition to the Nazis, either in 1933 or later, when the nature of the Third Reich should have been apparent to all.</w:t>
+        <w:br/>
+        <w:t>The Nazi years and their pathetic climax, the Battle of Berlin, are not so much analyzed as dramatically described. It seems excessive to condemn President Franklin D. Roosevelt's order to halt American forces on the Elbe as "criminally stupid." But the account of the Russian occupation and the beginning of the cold war is good, as are the chapters on the divided city. Here the author is at her best, perhaps because she has lived in both East and West Berlin, and her treatment of the politics and ways of life on the two sides of the wall is sharpened by personal experience. Characteristic are shrewd discussions of the physical and psychological isolation of West Berlin, for decades a pampered outpost of the Western alliance, and of the encompassing corruption in the East, which pushed millions of East Germans into yet another morass of lies, denunciations and persecution, and created one more difficult past for Berliners to overcome.</w:t>
+        <w:br/>
+        <w:t>In Richie's account of Berlin over the centuries, culture is one strand among many. For Ronald Taylor in "Berlin and Its Culture," the city's "cultural spirit" and activity since the Middle Ages form the principal theme. Taylor takes a rather narrow view of his subject. He largely ignores popular culture and even his view of high culture is somewhat restricted. He says almost nothing, for instance, about the historians of the University of Berlin in the 19th and early 20th century, whose writings strongly influenced German thought and art and were themselves works of high literary quality, companions to novels and drama on the bookshelves of the educated public. His book does include a brief discussion of the Berlin film industry; but it centers on the same few works -- from "The Cabinet of Dr. Caligari" to "Metropolis" and "The Blue Angel" -- that appear in every history of the period, while the far larger output of popular love stories and comedies, with their important social and political implications, goes unnoticed. Essentially "Berlin and Its Culture" is limited to the art, architecture, literature and music for upper-class patrons and a middle-class audience.</w:t>
+        <w:br/>
+        <w:t>The result is neither a comprehensive guide nor an analytic interpretation, but has features of both. Some subjects are treated at length; others, often of comparable importance, are summarized or barely mentioned. When the author allows himself space to discuss a particular artist or stylistic development he can be informative and interesting. The 100 pages on the culture of Berlin since 1945 are especially good. Short essays on major figures are scattered through the text; usually they present a brief general account and a more detailed discussion of one or two major achievements. This works well enough, especially with novelists and dramatists.</w:t>
+        <w:br/>
+        <w:t>But often Taylor proceeds differently. His approach then resembles that of a tour guide through the museum of the city's culture, who identifies an object, perhaps briefly characterizes it, and moves to the next. If nothing else, the reader is given an overview; but extreme brevity leads to ambiguity, and even inaccuracies. Much ground is covered with little more than lists of names, the curse of the textbook, and it is almost axiomatic that these lists contain mistakes.</w:t>
+        <w:br/>
+        <w:t>It is the strength of "Berlin and Its Culture" that it brings together many subjects that are usually discussed separately; its weakness that despite good sections it isn't more consistent and it remains a chronicle rather than a comprehensive interpretation. Certainly Taylor has not been able to identify the "cultural spirit" that he mentions at the beginning of his work.</w:t>
+        <w:br/>
+        <w:t>But most likely that spirit varied from one to the other of the city's many lives. The sparse, cool, ironic, critical sense that marked some of Berlin's greatest cultural achievements in the 19th century surely was replaced by very different traits before World War I, and by others again during the Third Reich, with only a trace of former styles touching a few receptive minds in later years. Today, as the city is in a slow transition to become the capital of Germany once again, a still different cultural spirit will emerge, together with new social and political attitudes. How Berliners deal with the city's fragmented past, especially how they come to terms with the behavior and experiences of the immediately preceding generations, will help shape these attitudes. Alexandra Richie's and Ronald Taylor's books, though they do not succeed in everything they set out to do, at least indicate, each in its own way, the riches, disasters and challenges that are part of Berlin's past.</w:t>
+        <w:br/>
+        <w:t>Correction</w:t>
         <w:br/>
         <w:br/>
-        <w:t>http://www.nytimes.com</w:t>
+        <w:t>A review on April 26 about "Faust's Metropolis" and "Berlin and Its Culture," two books on the history of Berlin, misstated the relationship between King Edward VII of England and Emperor William II of Germany. Edward was William's uncle, not his nephew.</w:t>
+        <w:br/>
+        <w:t xml:space="preserve"> </w:t>
+        <w:br/>
+        <w:t xml:space="preserve"> </w:t>
+        <w:br/>
+        <w:br/>
+        <w:t>Correction-Date: May 10, 1998, Sunday</w:t>
+        <w:br/>
+        <w:br/>
+        <w:t>Graphic</w:t>
+        <w:br/>
+        <w:br/>
+        <w:t xml:space="preserve"> </w:t>
+        <w:br/>
+        <w:t>Photo: Troops of the defeated German Army return to face an uncertain future in Berlin, December 1918. (Bildarchiv Preussischer Kulturbesitz/from "Faust's Metropolis")</w:t>
       </w:r>
     </w:p>
     <w:sectPr>

--- a/example_articles/countries/Germany/3.countries_Germany_New_York_Times.docx
+++ b/example_articles/countries/Germany/3.countries_Germany_New_York_Times.docx
@@ -7,7 +7,7 @@
         <w:pStyle w:val="Heading1"/>
       </w:pPr>
       <w:r>
-        <w:t>Unter den Linden - Correction Appended</w:t>
+        <w:t>After Terror, Finding Comfort and Joy</w:t>
       </w:r>
     </w:p>
     <w:p>
@@ -17,17 +17,17 @@
     </w:p>
     <w:p>
       <w:r>
-        <w:t>Date: 1998-05-10</w:t>
+        <w:t>Date: 2016-12-24</w:t>
       </w:r>
     </w:p>
     <w:p>
       <w:r>
-        <w:t>Section: Section 7; ; Section 7; Page 32; Column 2; Book Review Desk ; Column 2; ; Review</w:t>
+        <w:t>Section: Section D; Column 0; Sports Desk; Pg. 1</w:t>
       </w:r>
     </w:p>
     <w:p>
       <w:r>
-        <w:t>Source file: NYT/53.DOCX</w:t>
+        <w:t>Source file: NYT/29.DOCX</w:t>
       </w:r>
     </w:p>
     <w:p>
@@ -49,71 +49,60 @@
     </w:p>
     <w:p>
       <w:r>
-        <w:t>FAUST'S METROPOLIS</w:t>
+        <w:t>BERLIN -- They matched Santa hats with soccer scarves. They sang hymns in cherubic voice and screamed sports chants at the top of their lungs. They held ceremonial white candles and swigged mulled wine from plastic cups.</w:t>
         <w:br/>
-        <w:t xml:space="preserve"> A History of Berlin.</w:t>
+        <w:t xml:space="preserve">On Friday night, for the 14th year in a row, the home stadium of F.C. Union Berlin, a second-division soccer club in the eastern corner of the German capital, became the site of the country's most discussed Christmas celebration. What began more than a decade ago as an improvised gathering of 80 people has since morphed into an ostentatious event -- part pep rally, part church service -- attended by an arena-stuffing crowd of 28,500. </w:t>
         <w:br/>
-        <w:t xml:space="preserve"> By Alexandra Richie.</w:t>
+        <w:t xml:space="preserve">  But this year, four days after an alarming attack on a popular Christmas market in the heart of the city left 12 people dead and dozens more injured, the celebration known as Weihnachtssingen (Christmas caroling) felt like something more still: a vigil, a demonstration of solidarity, an exercise in resolve.</w:t>
         <w:br/>
-        <w:t xml:space="preserve"> Illustrated. 1,139 pp. New York:</w:t>
+        <w:t xml:space="preserve">  ''I'm here because it's important to be here,'' said Mario Schacht, 36, of Dahlem. ''It's Christmas. It's our culture. I don't want to think that I can't come here because there's one idiot, or some idiots. I want to be happy here. It's a statement for us.''</w:t>
         <w:br/>
-        <w:t xml:space="preserve"> Carroll &amp; Graf Publishers. $37.95.</w:t>
+        <w:t xml:space="preserve">  Mr. Schacht looked around the stadium. Smoke wafted from grills brimming with sizzling meat. Children chased each other on the grass playing surface. A choir from a local school, Emmy Noether Gymnasium, warmed up on a stage that had been erected in the middle of the stadium. Soon the lights would be switched off, and for the next two hours, the stands would shimmer, lit only by flickering candles and glowing smartphone screens.</w:t>
         <w:br/>
-        <w:t xml:space="preserve"> </w:t>
+        <w:t xml:space="preserve">  ''You feel it here,'' Mr. Schacht said, pointing to his left arm. ''The hair stands up. That's why I'm here.''</w:t>
         <w:br/>
-        <w:t xml:space="preserve"> BERLIN AND ITS CULTURE</w:t>
+        <w:t xml:space="preserve">  Union Berlin's stadium caroling tradition started in 2003, when a group of fans surreptitiously entered the stadium to sing and drink on the grounds. While the event has grown in size, it has remained largely the same for about the last decade, with the choir and a small band leading the merrymaking. The carol singing remained free through 2013, when, for the first time, the building reached its capacity and people were stranded outside.</w:t>
         <w:br/>
-        <w:t xml:space="preserve"> A Historical Portrait.</w:t>
+        <w:t xml:space="preserve">  Since then, the club has sold tickets, starting around $5. This year, those sold out in less than a week.</w:t>
         <w:br/>
-        <w:t xml:space="preserve"> By Ronald Taylor.</w:t>
+        <w:t xml:space="preserve">  Christian Arbeit, a press officer for the club, joked that the renown of Union Berlin's Christmas party had overshadowed the fame of the team itself. Mr. Arbeit, who served as the M.C. on Friday night (and also played a few songs on the trumpet in an ensemble that featured his mother on the clarinet and his father on the trombone), said the aim was to retain the intimate feeling of the event, despite the enormous crowd.</w:t>
         <w:br/>
-        <w:t xml:space="preserve"> Illustrated. 416 pp. New Haven:</w:t>
+        <w:t xml:space="preserve">  Stadion An der Alten Försterei, the team's home, sits on the edge of a forest in the quiet neighborhood. Somehow, in spite of the club's modest ambitions and working-class sincerity -- or perhaps because of these things -- it has become a fashionable team to follow, in Berlin and elsewhere.</w:t>
         <w:br/>
-        <w:t xml:space="preserve"> Yale University Press. $45.</w:t>
+        <w:t xml:space="preserve">  On Friday, the happy-go-lucky club with the quaint stadium was suddenly tasked in a newly tense city with hosting an event that at times took on the feeling of a memorial service. In the wake of tragedy, sports teams often find themselves in this role: Two nights earlier at the Olympiastadion, an announced crowd of 31,912 had observed a minute of silence before Hertha B.S.C., the local first-division team, played its final home match before the Bundesliga's winter break. A large banner in the stands there read, in German, ''Stay strong, Berlin.''</w:t>
         <w:br/>
-        <w:t>For dramatic effect, a city's history is sometimes called a biography, but cities are living organisms only by courtesy. The individuals, social and professional groups and institutions that make them up are not easily treated as one. Generalizations may reveal truths beyond the specific fact, but in the process the fact itself may become blurred. Some writers try to neutralize the drawbacks of generalizing by personifying the city around a central trait: New York is brash, Paris is romantic, Berlin is -- or was -- militaristic. Like national character, however, the personality of a city is a doubtful explanatory device. If the trait has any substance, it needs to be explained.</w:t>
+        <w:t xml:space="preserve">  Tara Türk, 23, who was attending the Union's event for the third time, noted the emotional atmosphere. ''This is our best chance to show we're not just in fear, sitting at home,'' Ms. Türk said. ''You try to have fun, make the best of it.''</w:t>
         <w:br/>
-        <w:t>Cities not only are amorphous, they may also experience extreme discontinuities in their history. Much of Berlin was destroyed in World War II, after which it was divided for decades. At times during these years it seemed that whatever unity the place possessed consisted of little more than its name.</w:t>
+        <w:t xml:space="preserve">  Club officials met on Tuesday morning, the day after the truck attack on the Christmas market, and discussed, briefly, whether they should cancel this year's event. Instead they decided that it would go on, with increased security from the Berlin police and small measures to monitor and protect the large crowd, like more lights around the stadium.</w:t>
         <w:br/>
-        <w:t>Still, in one form or another Berlin has existed at least since the 13th century -- a further challenge to its interpreters. Not everyone can feel the same interest in such diverse topics as medieval trade policies and the municipal budget for the arts in the 1920's or 80's.</w:t>
+        <w:t xml:space="preserve">  Mr. Arbeit said he was aware that some fans were anxious about attending, and that some had even given up their tickets. But he also said the club recognized its role in the city's collective healing after the attack. The goal for the event, he said, was to carry on as usual -- that is, festively.</w:t>
         <w:br/>
-        <w:t>To mention one last problem: The question of what and what not to include, common to all historical writing, may be particularly troublesome in accounts of cities that are capitals of their countries. Because events elsewhere constantly affect this aspect of the city, historians may be tempted to make excursions into national history rather than remain focused on the subject.</w:t>
+        <w:t xml:space="preserve">  ''We didn't want to make it a sad evening,'' Mr. Arbeit said. ''We wanted to make it a night of hope, being together, singing and empowerment.''</w:t>
         <w:br/>
-        <w:t>In "Faust's Metropolis" Alexandra Richie surmounts some of these obstacles and stumbles over others. She has written a very long, pear-shaped book. About 165 pages of text and notes deal with the first 600 years of Berlin. Slightly more than 200 pages cover the next 70 years or so, and nearly 700 pages, almost two-thirds of the book, the years from the Weimar Republic to reunification. This allotment may reflect the interests of the author, who knows a great deal about Berlin's recent past. But it is more difficult to write a good concise account of hundreds of years than an expansive study of a much briefer period, and with a few exceptions -- for example, a fine discussion of the deplorable working-class housing built in Berlin from the 1850's on -- the first third of her book is not very good history.</w:t>
+        <w:t xml:space="preserve">  Mr. Arbeit began the night with a request for a moment of silence to honor those who were killed or injured in Monday's attack. People in the crowd lifted their candles high above their heads during the 30 seconds of quiet.</w:t>
         <w:br/>
-        <w:t>For one thing, it is out of balance. The horrors of the Thirty Years' War are treated at length and somewhat repetitively, but an event of great significance in Berlin's history, the acquisition by the Hohenzollern dynasty of the Duchy of Prussia at the beginning of the war, goes unmentioned. Several paragraphs are devoted to a confusing discussion of the Prussian or German Army -- it is not made clear which -- under Emperor William II, but nothing is said about the Berlin garrison at the time, its strength, its impact on the population and the economy, its political functions, its links with the police. The interpretations of some of the Hohenzollern rulers border on caricature. Generalizations and stereotypes abound.</w:t>
+        <w:t xml:space="preserve">  Later in the night, as Peter Müller, a pastor from a local church, stood on stage to tell the story of Christmas, he wove references to the attack into his message, calling for unity in a period of strife.</w:t>
         <w:br/>
-        <w:t>An example is the book's treatment of Berlin under the empire. It is shaped by two ideas: The Hohenzollern system was authoritarian, militaristic and class-ridden; and the Berlin middle classes were raw upstarts, boastful, arrogant to outsiders and subservient to authority. These traits were certainly present and probably grew stronger in the years before 1914. But they coexisted with other, healthier forces, not only among the general public -- a large part of which, whether socialist, liberal or conservative, wanted neither war abroad nor ideological strife at home -- but also in the city administration, the press and the Prussian bureaucracy, which often, if not often enough, kept even the Kaiser in check. It was these elements that gave the city much of its energy, creativity and economic and cultural sophistication. It is no criticism of the city to say that this was often the work of newcomers, who were attracted by opportunities in Berlin, as elsewhere people sought careers in London or Paris, and very likely a systematic comparison with other capitals is needed to gain a balanced picture of Berlin's strengths and defects. Setting Berlin next to London would, for instance, show that although William II blustered against the modern stage while his nephew King Edward VII maintained a discreet silence, Berliners could see modern plays that the Lord Chamberlain kept from Londoners. That the aggressive nationalism and racism infecting parts of German society grew to terrible proportions during and after World War I, and ended by destroying much of Europe, does not eliminate the positive aspects of Berlin before 1914, which any account of the city's past should analyze and place in context.</w:t>
+        <w:t xml:space="preserve">  But otherwise, the night's program was a celebratory affair. Fans engaged in impromptu, call-and-response chanting, their breath visible in the 37-degree night.</w:t>
         <w:br/>
-        <w:t>Factual errors are to be expected in a work of this size and sweep. But their number in the early chapters seems rather large. Especially in a book that levels much criticism at the privileges of the nobility under the empire, Gen. Erich von Ludendorff and Gen. Wilhelm von Groner should not be called nobles, nor was Ludendorff a field marshal. Ernst Arndt was not Brentano's co-editor of the collection of folk songs "Des Knaben Wunderhorn." Justus Moser was not a conservative critic of late-l9th-century Berlin; he died in 1794. Ernst Barlach and Max Klinger, both major figures in modern German art, did not serve "at the front" in World War I. Adolf von Menzel's painting "Traveling Through the Countryside" (1892) is not "one of the first pictures to depict rail travel," but his "Berlin-Potsdam Railway" (1847) is. And so forth. Historical writing is a dialogue between large themes and the details that constitute and illustrate them, and here the dialogue too often breaks down.</w:t>
+        <w:t xml:space="preserve">  [Video: "Eisern Union" (Kerzen HipHop) Weihnachtssingen 23/12/2016 Alte Försterei BERLIN Watch on YouTube.]</w:t>
         <w:br/>
-        <w:t>With the end of World War I, the book takes a decided turn for the better. The author has a good sense of the social, political and cultural forces at work in Berlin in the 1920's and under Hitler, and her perspective deepens.</w:t>
+        <w:t xml:space="preserve">  Candles and lyrics were passed out to each attendee, and traditional carols like ''O Tannenbaum'' were mixed with medleys of game-day chants. The club's costumed mascot shimmied around the stage, helping to keep time.</w:t>
         <w:br/>
-        <w:t>She continues to take a critical view of her subject, not only of the Berliners' attitudes and politics, but also of the legends that have developed around these years. The cultural efflorescence of the 1920's was certainly remarkable; but, as she points out, much of it had its roots in the empire, and it affected only a small part of Berlin: "Even when avant-garde culture was at its height the majority of Berliners were ignorant of it, even frightened by it." Richie is equally critical of the ideological naivete of many of the artists and intellectuals of the time, and even more so of the Communists and their destructive politics. That in November 1932, in the last free elections held before the Nazis took power, only 30 percent of the Berlin electorate voted for Hitler she rightly considers less significant than the fact that with the Communist and right-wing nationalist vote, 70 percent of the voters supported enemies of the republic -- not a firm basis for opposition to the Nazis, either in 1933 or later, when the nature of the Third Reich should have been apparent to all.</w:t>
+        <w:t xml:space="preserve">  ''This week we've been sad, nervous, and we can't believe what happened,'' said Marina Müller, 26, of Eichwalde. ''But I think you cannot change your life. We wanted to share this feeling with the many people here, to sing, and have a merry Christmas.''</w:t>
         <w:br/>
-        <w:t>The Nazi years and their pathetic climax, the Battle of Berlin, are not so much analyzed as dramatically described. It seems excessive to condemn President Franklin D. Roosevelt's order to halt American forces on the Elbe as "criminally stupid." But the account of the Russian occupation and the beginning of the cold war is good, as are the chapters on the divided city. Here the author is at her best, perhaps because she has lived in both East and West Berlin, and her treatment of the politics and ways of life on the two sides of the wall is sharpened by personal experience. Characteristic are shrewd discussions of the physical and psychological isolation of West Berlin, for decades a pampered outpost of the Western alliance, and of the encompassing corruption in the East, which pushed millions of East Germans into yet another morass of lies, denunciations and persecution, and created one more difficult past for Berliners to overcome.</w:t>
+        <w:t xml:space="preserve">  Union Berlin's welcoming reputation only added to the atmosphere. In the past two decades, the club's efforts to nurture a feeling of old-school romanticism, and local-club familiarity, have earned it a measure of fame outside Berlin.</w:t>
         <w:br/>
-        <w:t>In Richie's account of Berlin over the centuries, culture is one strand among many. For Ronald Taylor in "Berlin and Its Culture," the city's "cultural spirit" and activity since the Middle Ages form the principal theme. Taylor takes a rather narrow view of his subject. He largely ignores popular culture and even his view of high culture is somewhat restricted. He says almost nothing, for instance, about the historians of the University of Berlin in the 19th and early 20th century, whose writings strongly influenced German thought and art and were themselves works of high literary quality, companions to novels and drama on the bookshelves of the educated public. His book does include a brief discussion of the Berlin film industry; but it centers on the same few works -- from "The Cabinet of Dr. Caligari" to "Metropolis" and "The Blue Angel" -- that appear in every history of the period, while the far larger output of popular love stories and comedies, with their important social and political implications, goes unnoticed. Essentially "Berlin and Its Culture" is limited to the art, architecture, literature and music for upper-class patrons and a middle-class audience.</w:t>
+        <w:t xml:space="preserve">  In 2008, for example, when the club determined that the stadium required extensive renovations, more than 2,000 fans volunteered manual labor over the year that followed to rebuild its grandstands.</w:t>
         <w:br/>
-        <w:t>The result is neither a comprehensive guide nor an analytic interpretation, but has features of both. Some subjects are treated at length; others, often of comparable importance, are summarized or barely mentioned. When the author allows himself space to discuss a particular artist or stylistic development he can be informative and interesting. The 100 pages on the culture of Berlin since 1945 are especially good. Short essays on major figures are scattered through the text; usually they present a brief general account and a more detailed discussion of one or two major achievements. This works well enough, especially with novelists and dramatists.</w:t>
+        <w:t xml:space="preserve">  In 2014, the team invited fans to turn the stadium into a ''living room'' to watch World Cup matches on a giant video screen. Approximately 800 sofas were lugged from nearby homes and arrayed on the field alongside side tables and lamps, and pictures of the oddball scene were shared around the world.</w:t>
         <w:br/>
-        <w:t>But often Taylor proceeds differently. His approach then resembles that of a tour guide through the museum of the city's culture, who identifies an object, perhaps briefly characterizes it, and moves to the next. If nothing else, the reader is given an overview; but extreme brevity leads to ambiguity, and even inaccuracies. Much ground is covered with little more than lists of names, the curse of the textbook, and it is almost axiomatic that these lists contain mistakes.</w:t>
+        <w:t xml:space="preserve">  Those endearing episodes have hinted at a level of reciprocal warmth unusual among a professional sports team and its surrounding community.</w:t>
         <w:br/>
-        <w:t>It is the strength of "Berlin and Its Culture" that it brings together many subjects that are usually discussed separately; its weakness that despite good sections it isn't more consistent and it remains a chronicle rather than a comprehensive interpretation. Certainly Taylor has not been able to identify the "cultural spirit" that he mentions at the beginning of his work.</w:t>
-        <w:br/>
-        <w:t>But most likely that spirit varied from one to the other of the city's many lives. The sparse, cool, ironic, critical sense that marked some of Berlin's greatest cultural achievements in the 19th century surely was replaced by very different traits before World War I, and by others again during the Third Reich, with only a trace of former styles touching a few receptive minds in later years. Today, as the city is in a slow transition to become the capital of Germany once again, a still different cultural spirit will emerge, together with new social and political attitudes. How Berliners deal with the city's fragmented past, especially how they come to terms with the behavior and experiences of the immediately preceding generations, will help shape these attitudes. Alexandra Richie's and Ronald Taylor's books, though they do not succeed in everything they set out to do, at least indicate, each in its own way, the riches, disasters and challenges that are part of Berlin's past.</w:t>
-        <w:br/>
-        <w:t>Correction</w:t>
+        <w:t xml:space="preserve">  It was on display Friday night, in bright lights, and in full voice.</w:t>
         <w:br/>
         <w:br/>
-        <w:t>A review on April 26 about "Faust's Metropolis" and "Berlin and Its Culture," two books on the history of Berlin, misstated the relationship between King Edward VII of England and Emperor William II of Germany. Edward was William's uncle, not his nephew.</w:t>
-        <w:br/>
-        <w:t xml:space="preserve"> </w:t>
-        <w:br/>
-        <w:t xml:space="preserve"> </w:t>
-        <w:br/>
-        <w:br/>
-        <w:t>Correction-Date: May 10, 1998, Sunday</w:t>
+        <w:t>http://www.nytimes.com/2016/12/23/sports/soccer/fc-union-berlin-christmas-carols.html</w:t>
         <w:br/>
         <w:br/>
         <w:t>Graphic</w:t>
@@ -121,7 +110,11 @@
         <w:br/>
         <w:t xml:space="preserve"> </w:t>
         <w:br/>
-        <w:t>Photo: Troops of the defeated German Army return to face an uncertain future in Berlin, December 1918. (Bildarchiv Preussischer Kulturbesitz/from "Faust's Metropolis")</w:t>
+        <w:t>PHOTOS: A crowd of 28,500 at F.C. Union Berlin's celebration known as Weihnachtssingen on Friday. Officials allowed the event to go on with increased security after the truck attack this week. (D1)</w:t>
+        <w:br/>
+        <w:t>An attendee at F.C. Union Berlin's stadium caroling celebration on Friday. The event had an impromptu start in 2003, when a group of fans surreptitiously entered the stadium to sing and drink.</w:t>
+        <w:br/>
+        <w:t xml:space="preserve"> Candles and lyrics were passed out, and traditional carols like ''O Tannenbaum'' were mixed with medleys of game-day chants. (PHOTOGRAPHS BY DANIEL ETTER FOR THE NEW YORK TIMES) (D6)</w:t>
       </w:r>
     </w:p>
     <w:sectPr>
